--- a/Pharmacology I Exam 1/pharm-exam-1-cholinergic-chart.docx
+++ b/Pharmacology I Exam 1/pharm-exam-1-cholinergic-chart.docx
@@ -142,7 +142,7 @@
                 <w:b w:val="0"/>
                 <w:i w:val="0"/>
               </w:rPr>
-              <w:t xml:space="preserve"> That page is organised by receptor; this one is organised by drug. Read them together: </w:t>
+              <w:t xml:space="preserve"> That page is organized by receptor; this one is organized by drug. Read them together: </w:t>
             </w:r>
             <w:r>
               <w:rPr>
@@ -413,7 +413,7 @@
                 <w:b w:val="0"/>
                 <w:i w:val="0"/>
               </w:rPr>
-              <w:t xml:space="preserve"> The antimuscarinics leave the neuromuscular junction and the autonomic ganglia alone entirely — which is why atropine does not paralyse anyone. The ganglionic blockers and the neuromuscular blockers are the nicotinic pair, and they differ only in </w:t>
+              <w:t xml:space="preserve"> The antimuscarinics leave the neuromuscular junction and the autonomic ganglia alone entirely — which is why atropine does not paralyze anyone. The ganglionic blockers and the neuromuscular blockers are the nicotinic pair, and they differ only in </w:t>
             </w:r>
             <w:r>
               <w:rPr>
@@ -1156,7 +1156,7 @@
           <w:b w:val="0"/>
           <w:i w:val="0"/>
         </w:rPr>
-        <w:t xml:space="preserve"> Not hydrolysed by acetylcholinesterase, so it lasts.</w:t>
+        <w:t xml:space="preserve"> Not hydrolyzed by acetylcholinesterase, so it lasts.</w:t>
       </w:r>
     </w:p>
     <w:p>
@@ -1843,7 +1843,7 @@
           <w:b w:val="0"/>
           <w:i w:val="0"/>
         </w:rPr>
-        <w:t>Salivation, flushing, low blood pressure, nausea, abdominal pain, diarrhoea, bronchospasm.</w:t>
+        <w:t>Salivation, flushing, low blood pressure, nausea, abdominal pain, diarrhea, bronchospasm.</w:t>
       </w:r>
     </w:p>
     <w:p>
@@ -2259,7 +2259,7 @@
                 <w:b w:val="0"/>
                 <w:i w:val="0"/>
               </w:rPr>
-              <w:t xml:space="preserve">They block the muscarinic receptors of parasympathetic nerves, and the few sympathetic cholinergic fibres to salivary and sweat glands. </w:t>
+              <w:t xml:space="preserve">They block the muscarinic receptors of parasympathetic nerves, and the few sympathetic cholinergic fibers to salivary and sweat glands. </w:t>
             </w:r>
             <w:r>
               <w:rPr>
@@ -2493,7 +2493,7 @@
           <w:b w:val="0"/>
           <w:i w:val="0"/>
         </w:rPr>
-        <w:t>; anaesthetic adjunct; short-term memory blocking; reducing secretions.</w:t>
+        <w:t>; anesthetic adjunct; short-term memory blocking; reducing secretions.</w:t>
       </w:r>
     </w:p>
     <w:p>
@@ -3228,7 +3228,7 @@
                 <w:b w:val="0"/>
                 <w:i w:val="0"/>
               </w:rPr>
-              <w:t>Structural analogues of acetylcholine acting at the nicotinic receptors of the skeletal muscle end plate — as antagonists (non-depolarizing) or as agonists (depolarizing).</w:t>
+              <w:t>Structural analogs of acetylcholine acting at the nicotinic receptors of the skeletal muscle end plate — as antagonists (non-depolarizing) or as agonists (depolarizing).</w:t>
             </w:r>
           </w:p>
         </w:tc>
@@ -3410,7 +3410,7 @@
           <w:b w:val="0"/>
           <w:i w:val="0"/>
         </w:rPr>
-        <w:t xml:space="preserve">: it binds the receptor and depolarises, then is not cleared by acetylcholinesterase, so the stimulation persists. </w:t>
+        <w:t xml:space="preserve">: it binds the receptor and depolarizes, then is not cleared by acetylcholinesterase, so the stimulation persists. </w:t>
       </w:r>
       <w:r>
         <w:rPr>
@@ -3424,7 +3424,7 @@
           <w:b w:val="0"/>
           <w:i w:val="0"/>
         </w:rPr>
-        <w:t xml:space="preserve"> opens the sodium channel and depolarises; </w:t>
+        <w:t xml:space="preserve"> opens the sodium channel and depolarizes; </w:t>
       </w:r>
       <w:r>
         <w:rPr>
@@ -3528,7 +3528,7 @@
           <w:b/>
           <w:i w:val="0"/>
         </w:rPr>
-        <w:t>prolonged paralysis and apnoea</w:t>
+        <w:t>prolonged paralysis and apnea</w:t>
       </w:r>
       <w:r>
         <w:rPr>
@@ -3563,7 +3563,7 @@
           <w:b w:val="0"/>
           <w:i w:val="0"/>
         </w:rPr>
-        <w:t xml:space="preserve">. Respiratory muscles are paralysed </w:t>
+        <w:t xml:space="preserve">. Respiratory muscles are paralyzed </w:t>
       </w:r>
       <w:r>
         <w:rPr>
@@ -3601,33 +3601,7 @@
           <w:b w:val="0"/>
           <w:i w:val="0"/>
         </w:rPr>
-        <w:t>← Back to Homepage</w:t>
-      </w:r>
-    </w:p>
-    <w:p>
-      <w:pPr>
-        <w:spacing w:after="120"/>
-      </w:pPr>
-      <w:r>
-        <w:rPr>
-          <w:b w:val="0"/>
-          <w:i w:val="0"/>
-        </w:rPr>
-        <w:t xml:space="preserve">★ </w:t>
-      </w:r>
-      <w:r>
-        <w:rPr>
-          <w:b w:val="0"/>
-          <w:i w:val="0"/>
-        </w:rPr>
-        <w:t>If you see any mistakes, click here to report it</w:t>
-      </w:r>
-      <w:r>
-        <w:rPr>
-          <w:b w:val="0"/>
-          <w:i w:val="0"/>
-        </w:rPr>
-        <w:t xml:space="preserve"> ★</w:t>
+        <w:t xml:space="preserve"> Assembled from Lecture 3, slides 26 to 70; each entry cites its slide. </w:t>
       </w:r>
     </w:p>
     <w:sectPr>
